--- a/quick response.docx
+++ b/quick response.docx
@@ -993,6 +993,1296 @@
           <w:rFonts w:ascii="Times New Roman" w:hAnsi="Times New Roman" w:cs="Times New Roman"/>
         </w:rPr>
         <w:t>"It depends on the individual's life circumstances."</w:t>
+      </w:r>
+    </w:p>
+    <w:p>
+      <w:pPr>
+        <w:widowControl/>
+        <w:rPr>
+          <w:rFonts w:ascii="Times New Roman" w:hAnsi="Times New Roman" w:cs="Times New Roman"/>
+        </w:rPr>
+      </w:pPr>
+      <w:r>
+        <w:rPr>
+          <w:rFonts w:ascii="Times New Roman" w:hAnsi="Times New Roman" w:cs="Times New Roman"/>
+        </w:rPr>
+        <w:br w:type="page"/>
+      </w:r>
+    </w:p>
+    <w:p>
+      <w:pPr>
+        <w:rPr>
+          <w:rFonts w:ascii="Times New Roman" w:hAnsi="Times New Roman" w:cs="Times New Roman"/>
+        </w:rPr>
+      </w:pPr>
+      <w:r>
+        <w:rPr>
+          <w:rFonts w:ascii="Times New Roman" w:hAnsi="Times New Roman" w:cs="Times New Roman" w:hint="eastAsia"/>
+        </w:rPr>
+        <w:lastRenderedPageBreak/>
+        <w:t>根据您提供的英语口语考试题库（“根据情景提问”环节），我为您总结了一套全维</w:t>
+      </w:r>
+      <w:proofErr w:type="gramStart"/>
+      <w:r>
+        <w:rPr>
+          <w:rFonts w:ascii="Times New Roman" w:hAnsi="Times New Roman" w:cs="Times New Roman" w:hint="eastAsia"/>
+        </w:rPr>
+        <w:t>度回答</w:t>
+      </w:r>
+      <w:proofErr w:type="gramEnd"/>
+      <w:r>
+        <w:rPr>
+          <w:rFonts w:ascii="Times New Roman" w:hAnsi="Times New Roman" w:cs="Times New Roman" w:hint="eastAsia"/>
+        </w:rPr>
+        <w:t>技巧。</w:t>
+      </w:r>
+    </w:p>
+    <w:p>
+      <w:pPr>
+        <w:rPr>
+          <w:rFonts w:ascii="Times New Roman" w:hAnsi="Times New Roman" w:cs="Times New Roman"/>
+        </w:rPr>
+      </w:pPr>
+      <w:r>
+        <w:rPr>
+          <w:rFonts w:ascii="Times New Roman" w:hAnsi="Times New Roman" w:cs="Times New Roman" w:hint="eastAsia"/>
+        </w:rPr>
+        <w:t>这套技巧将所有题目按“提问维度”进行归纳。在考试中，你只需要根据题目给出的人物关系和核心事件，从</w:t>
+      </w:r>
+      <w:proofErr w:type="gramStart"/>
+      <w:r>
+        <w:rPr>
+          <w:rFonts w:ascii="Times New Roman" w:hAnsi="Times New Roman" w:cs="Times New Roman" w:hint="eastAsia"/>
+        </w:rPr>
+        <w:t>以下维</w:t>
+      </w:r>
+      <w:proofErr w:type="gramEnd"/>
+      <w:r>
+        <w:rPr>
+          <w:rFonts w:ascii="Times New Roman" w:hAnsi="Times New Roman" w:cs="Times New Roman" w:hint="eastAsia"/>
+        </w:rPr>
+        <w:t>度中任选两个（题目通常要求提问两个问题）进行套用即可。</w:t>
+      </w:r>
+    </w:p>
+    <w:p>
+      <w:pPr>
+        <w:rPr>
+          <w:rFonts w:ascii="Times New Roman" w:hAnsi="Times New Roman" w:cs="Times New Roman"/>
+        </w:rPr>
+      </w:pPr>
+      <w:r>
+        <w:rPr>
+          <w:rFonts w:ascii="Times New Roman" w:hAnsi="Times New Roman" w:cs="Times New Roman" w:hint="eastAsia"/>
+        </w:rPr>
+        <w:t>维度</w:t>
+      </w:r>
+      <w:proofErr w:type="gramStart"/>
+      <w:r>
+        <w:rPr>
+          <w:rFonts w:ascii="Times New Roman" w:hAnsi="Times New Roman" w:cs="Times New Roman" w:hint="eastAsia"/>
+        </w:rPr>
+        <w:t>一</w:t>
+      </w:r>
+      <w:proofErr w:type="gramEnd"/>
+      <w:r>
+        <w:rPr>
+          <w:rFonts w:ascii="Times New Roman" w:hAnsi="Times New Roman" w:cs="Times New Roman" w:hint="eastAsia"/>
+        </w:rPr>
+        <w:t>：基本信息（</w:t>
+      </w:r>
+      <w:r>
+        <w:rPr>
+          <w:rFonts w:ascii="Times New Roman" w:hAnsi="Times New Roman" w:cs="Times New Roman"/>
+        </w:rPr>
+        <w:t>Basic Facts</w:t>
+      </w:r>
+      <w:r>
+        <w:rPr>
+          <w:rFonts w:ascii="Times New Roman" w:hAnsi="Times New Roman" w:cs="Times New Roman"/>
+        </w:rPr>
+        <w:t>）</w:t>
+      </w:r>
+      <w:r>
+        <w:rPr>
+          <w:rFonts w:ascii="Times New Roman" w:hAnsi="Times New Roman" w:cs="Times New Roman"/>
+        </w:rPr>
+        <w:t xml:space="preserve">—— </w:t>
+      </w:r>
+      <w:r>
+        <w:rPr>
+          <w:rFonts w:ascii="Times New Roman" w:hAnsi="Times New Roman" w:cs="Times New Roman"/>
+        </w:rPr>
+        <w:t>最稳妥的切入点</w:t>
+      </w:r>
+    </w:p>
+    <w:p>
+      <w:pPr>
+        <w:rPr>
+          <w:rFonts w:ascii="Times New Roman" w:hAnsi="Times New Roman" w:cs="Times New Roman"/>
+        </w:rPr>
+      </w:pPr>
+      <w:r>
+        <w:rPr>
+          <w:rFonts w:ascii="Times New Roman" w:hAnsi="Times New Roman" w:cs="Times New Roman" w:hint="eastAsia"/>
+        </w:rPr>
+        <w:t>适用于几乎所有关于“物品”、“活动”或“地点”的情景。</w:t>
+      </w:r>
+    </w:p>
+    <w:p>
+      <w:pPr>
+        <w:rPr>
+          <w:rFonts w:ascii="Times New Roman" w:hAnsi="Times New Roman" w:cs="Times New Roman"/>
+        </w:rPr>
+      </w:pPr>
+      <w:r>
+        <w:rPr>
+          <w:rFonts w:ascii="Times New Roman" w:hAnsi="Times New Roman" w:cs="Times New Roman" w:hint="eastAsia"/>
+        </w:rPr>
+        <w:t>技巧：</w:t>
+      </w:r>
+      <w:r>
+        <w:rPr>
+          <w:rFonts w:ascii="Times New Roman" w:hAnsi="Times New Roman" w:cs="Times New Roman"/>
+        </w:rPr>
+        <w:t xml:space="preserve"> </w:t>
+      </w:r>
+      <w:r>
+        <w:rPr>
+          <w:rFonts w:ascii="Times New Roman" w:hAnsi="Times New Roman" w:cs="Times New Roman"/>
+        </w:rPr>
+        <w:t>询问名称、内容、性质、规模等。</w:t>
+      </w:r>
+    </w:p>
+    <w:p>
+      <w:pPr>
+        <w:rPr>
+          <w:rFonts w:ascii="Times New Roman" w:hAnsi="Times New Roman" w:cs="Times New Roman"/>
+        </w:rPr>
+      </w:pPr>
+      <w:r>
+        <w:rPr>
+          <w:rFonts w:ascii="Times New Roman" w:hAnsi="Times New Roman" w:cs="Times New Roman" w:hint="eastAsia"/>
+        </w:rPr>
+        <w:t>常用句式：</w:t>
+      </w:r>
+      <w:r>
+        <w:rPr>
+          <w:rFonts w:ascii="Times New Roman" w:hAnsi="Times New Roman" w:cs="Times New Roman"/>
+        </w:rPr>
+        <w:t xml:space="preserve"> * What's the name/topic of...? (</w:t>
+      </w:r>
+      <w:r>
+        <w:rPr>
+          <w:rFonts w:ascii="Times New Roman" w:hAnsi="Times New Roman" w:cs="Times New Roman"/>
+        </w:rPr>
+        <w:t>适用于：</w:t>
+      </w:r>
+      <w:r>
+        <w:rPr>
+          <w:rFonts w:ascii="Times New Roman" w:hAnsi="Times New Roman" w:cs="Times New Roman"/>
+        </w:rPr>
+        <w:t>Essay, Movie, Organization)</w:t>
+      </w:r>
+    </w:p>
+    <w:p>
+      <w:pPr>
+        <w:rPr>
+          <w:rFonts w:ascii="Times New Roman" w:hAnsi="Times New Roman" w:cs="Times New Roman"/>
+        </w:rPr>
+      </w:pPr>
+      <w:r>
+        <w:rPr>
+          <w:rFonts w:ascii="Times New Roman" w:hAnsi="Times New Roman" w:cs="Times New Roman"/>
+        </w:rPr>
+        <w:t>What is it about? (</w:t>
+      </w:r>
+      <w:r>
+        <w:rPr>
+          <w:rFonts w:ascii="Times New Roman" w:hAnsi="Times New Roman" w:cs="Times New Roman"/>
+        </w:rPr>
+        <w:t>适用于：</w:t>
+      </w:r>
+      <w:r>
+        <w:rPr>
+          <w:rFonts w:ascii="Times New Roman" w:hAnsi="Times New Roman" w:cs="Times New Roman"/>
+        </w:rPr>
+        <w:t>Book, Movie)</w:t>
+      </w:r>
+    </w:p>
+    <w:p>
+      <w:pPr>
+        <w:rPr>
+          <w:rFonts w:ascii="Times New Roman" w:hAnsi="Times New Roman" w:cs="Times New Roman"/>
+        </w:rPr>
+      </w:pPr>
+      <w:r>
+        <w:rPr>
+          <w:rFonts w:ascii="Times New Roman" w:hAnsi="Times New Roman" w:cs="Times New Roman"/>
+        </w:rPr>
+        <w:t>What kind of... is it? (</w:t>
+      </w:r>
+      <w:r>
+        <w:rPr>
+          <w:rFonts w:ascii="Times New Roman" w:hAnsi="Times New Roman" w:cs="Times New Roman"/>
+        </w:rPr>
+        <w:t>适用于：</w:t>
+      </w:r>
+      <w:r>
+        <w:rPr>
+          <w:rFonts w:ascii="Times New Roman" w:hAnsi="Times New Roman" w:cs="Times New Roman"/>
+        </w:rPr>
+        <w:t>Song, Film, Computer)</w:t>
+      </w:r>
+    </w:p>
+    <w:p>
+      <w:pPr>
+        <w:rPr>
+          <w:rFonts w:ascii="Times New Roman" w:hAnsi="Times New Roman" w:cs="Times New Roman"/>
+        </w:rPr>
+      </w:pPr>
+      <w:r>
+        <w:rPr>
+          <w:rFonts w:ascii="Times New Roman" w:hAnsi="Times New Roman" w:cs="Times New Roman"/>
+        </w:rPr>
+        <w:t>Who is.../Who are...? (</w:t>
+      </w:r>
+      <w:r>
+        <w:rPr>
+          <w:rFonts w:ascii="Times New Roman" w:hAnsi="Times New Roman" w:cs="Times New Roman"/>
+        </w:rPr>
+        <w:t>询问参与者，如：</w:t>
+      </w:r>
+      <w:r>
+        <w:rPr>
+          <w:rFonts w:ascii="Times New Roman" w:hAnsi="Times New Roman" w:cs="Times New Roman"/>
+        </w:rPr>
+        <w:t>Wedding, Contest, Teacher)</w:t>
+      </w:r>
+    </w:p>
+    <w:p>
+      <w:pPr>
+        <w:rPr>
+          <w:rFonts w:ascii="Times New Roman" w:hAnsi="Times New Roman" w:cs="Times New Roman"/>
+        </w:rPr>
+      </w:pPr>
+      <w:r>
+        <w:rPr>
+          <w:rFonts w:ascii="Times New Roman" w:hAnsi="Times New Roman" w:cs="Times New Roman" w:hint="eastAsia"/>
+        </w:rPr>
+        <w:t>维度二：时间与地点（</w:t>
+      </w:r>
+      <w:r>
+        <w:rPr>
+          <w:rFonts w:ascii="Times New Roman" w:hAnsi="Times New Roman" w:cs="Times New Roman"/>
+        </w:rPr>
+        <w:t>Time &amp; Location</w:t>
+      </w:r>
+      <w:r>
+        <w:rPr>
+          <w:rFonts w:ascii="Times New Roman" w:hAnsi="Times New Roman" w:cs="Times New Roman"/>
+        </w:rPr>
+        <w:t>）</w:t>
+      </w:r>
+      <w:r>
+        <w:rPr>
+          <w:rFonts w:ascii="Times New Roman" w:hAnsi="Times New Roman" w:cs="Times New Roman"/>
+        </w:rPr>
+        <w:t xml:space="preserve">—— </w:t>
+      </w:r>
+      <w:r>
+        <w:rPr>
+          <w:rFonts w:ascii="Times New Roman" w:hAnsi="Times New Roman" w:cs="Times New Roman"/>
+        </w:rPr>
+        <w:t>逻辑必备项</w:t>
+      </w:r>
+    </w:p>
+    <w:p>
+      <w:pPr>
+        <w:rPr>
+          <w:rFonts w:ascii="Times New Roman" w:hAnsi="Times New Roman" w:cs="Times New Roman"/>
+        </w:rPr>
+      </w:pPr>
+      <w:r>
+        <w:rPr>
+          <w:rFonts w:ascii="Times New Roman" w:hAnsi="Times New Roman" w:cs="Times New Roman" w:hint="eastAsia"/>
+        </w:rPr>
+        <w:t>适用于所有“活动”、“出行”或“服务”类题目。</w:t>
+      </w:r>
+    </w:p>
+    <w:p>
+      <w:pPr>
+        <w:rPr>
+          <w:rFonts w:ascii="Times New Roman" w:hAnsi="Times New Roman" w:cs="Times New Roman"/>
+        </w:rPr>
+      </w:pPr>
+      <w:r>
+        <w:rPr>
+          <w:rFonts w:ascii="Times New Roman" w:hAnsi="Times New Roman" w:cs="Times New Roman" w:hint="eastAsia"/>
+        </w:rPr>
+        <w:t>技巧：</w:t>
+      </w:r>
+      <w:r>
+        <w:rPr>
+          <w:rFonts w:ascii="Times New Roman" w:hAnsi="Times New Roman" w:cs="Times New Roman"/>
+        </w:rPr>
+        <w:t xml:space="preserve"> </w:t>
+      </w:r>
+      <w:r>
+        <w:rPr>
+          <w:rFonts w:ascii="Times New Roman" w:hAnsi="Times New Roman" w:cs="Times New Roman"/>
+        </w:rPr>
+        <w:t>询问开始</w:t>
+      </w:r>
+      <w:r>
+        <w:rPr>
+          <w:rFonts w:ascii="Times New Roman" w:hAnsi="Times New Roman" w:cs="Times New Roman"/>
+        </w:rPr>
+        <w:t>/</w:t>
+      </w:r>
+      <w:r>
+        <w:rPr>
+          <w:rFonts w:ascii="Times New Roman" w:hAnsi="Times New Roman" w:cs="Times New Roman"/>
+        </w:rPr>
+        <w:t>结束时间、具体方位、距离、频率。</w:t>
+      </w:r>
+    </w:p>
+    <w:p>
+      <w:pPr>
+        <w:rPr>
+          <w:rFonts w:ascii="Times New Roman" w:hAnsi="Times New Roman" w:cs="Times New Roman"/>
+        </w:rPr>
+      </w:pPr>
+      <w:r>
+        <w:rPr>
+          <w:rFonts w:ascii="Times New Roman" w:hAnsi="Times New Roman" w:cs="Times New Roman" w:hint="eastAsia"/>
+        </w:rPr>
+        <w:t>常用句式：</w:t>
+      </w:r>
+    </w:p>
+    <w:p>
+      <w:pPr>
+        <w:rPr>
+          <w:rFonts w:ascii="Times New Roman" w:hAnsi="Times New Roman" w:cs="Times New Roman"/>
+        </w:rPr>
+      </w:pPr>
+      <w:r>
+        <w:rPr>
+          <w:rFonts w:ascii="Times New Roman" w:hAnsi="Times New Roman" w:cs="Times New Roman"/>
+        </w:rPr>
+        <w:t>When/What time does... start/end? (</w:t>
+      </w:r>
+      <w:r>
+        <w:rPr>
+          <w:rFonts w:ascii="Times New Roman" w:hAnsi="Times New Roman" w:cs="Times New Roman"/>
+        </w:rPr>
+        <w:t>适用于：</w:t>
+      </w:r>
+      <w:r>
+        <w:rPr>
+          <w:rFonts w:ascii="Times New Roman" w:hAnsi="Times New Roman" w:cs="Times New Roman"/>
+        </w:rPr>
+        <w:t>Course, Wedding, Contest)</w:t>
+      </w:r>
+    </w:p>
+    <w:p>
+      <w:pPr>
+        <w:rPr>
+          <w:rFonts w:ascii="Times New Roman" w:hAnsi="Times New Roman" w:cs="Times New Roman"/>
+        </w:rPr>
+      </w:pPr>
+      <w:r>
+        <w:rPr>
+          <w:rFonts w:ascii="Times New Roman" w:hAnsi="Times New Roman" w:cs="Times New Roman"/>
+        </w:rPr>
+        <w:t>Where is... located? / Where should I...? (</w:t>
+      </w:r>
+      <w:r>
+        <w:rPr>
+          <w:rFonts w:ascii="Times New Roman" w:hAnsi="Times New Roman" w:cs="Times New Roman"/>
+        </w:rPr>
+        <w:t>适用于：</w:t>
+      </w:r>
+      <w:r>
+        <w:rPr>
+          <w:rFonts w:ascii="Times New Roman" w:hAnsi="Times New Roman" w:cs="Times New Roman"/>
+        </w:rPr>
+        <w:t>Library, Subway, Wedding)</w:t>
+      </w:r>
+    </w:p>
+    <w:p>
+      <w:pPr>
+        <w:rPr>
+          <w:rFonts w:ascii="Times New Roman" w:hAnsi="Times New Roman" w:cs="Times New Roman"/>
+        </w:rPr>
+      </w:pPr>
+      <w:r>
+        <w:rPr>
+          <w:rFonts w:ascii="Times New Roman" w:hAnsi="Times New Roman" w:cs="Times New Roman"/>
+        </w:rPr>
+        <w:t>How long does it take? / How often...? (</w:t>
+      </w:r>
+      <w:r>
+        <w:rPr>
+          <w:rFonts w:ascii="Times New Roman" w:hAnsi="Times New Roman" w:cs="Times New Roman"/>
+        </w:rPr>
+        <w:t>询问时长或频率</w:t>
+      </w:r>
+      <w:r>
+        <w:rPr>
+          <w:rFonts w:ascii="Times New Roman" w:hAnsi="Times New Roman" w:cs="Times New Roman"/>
+        </w:rPr>
+        <w:t>)</w:t>
+      </w:r>
+    </w:p>
+    <w:p>
+      <w:pPr>
+        <w:rPr>
+          <w:rFonts w:ascii="Times New Roman" w:hAnsi="Times New Roman" w:cs="Times New Roman"/>
+        </w:rPr>
+      </w:pPr>
+      <w:r>
+        <w:rPr>
+          <w:rFonts w:ascii="Times New Roman" w:hAnsi="Times New Roman" w:cs="Times New Roman" w:hint="eastAsia"/>
+        </w:rPr>
+        <w:t>维度三：费用与获取方式（</w:t>
+      </w:r>
+      <w:r>
+        <w:rPr>
+          <w:rFonts w:ascii="Times New Roman" w:hAnsi="Times New Roman" w:cs="Times New Roman"/>
+        </w:rPr>
+        <w:t>Cost &amp; Access</w:t>
+      </w:r>
+      <w:r>
+        <w:rPr>
+          <w:rFonts w:ascii="Times New Roman" w:hAnsi="Times New Roman" w:cs="Times New Roman"/>
+        </w:rPr>
+        <w:t>）</w:t>
+      </w:r>
+      <w:r>
+        <w:rPr>
+          <w:rFonts w:ascii="Times New Roman" w:hAnsi="Times New Roman" w:cs="Times New Roman"/>
+        </w:rPr>
+        <w:t xml:space="preserve">—— </w:t>
+      </w:r>
+      <w:r>
+        <w:rPr>
+          <w:rFonts w:ascii="Times New Roman" w:hAnsi="Times New Roman" w:cs="Times New Roman"/>
+        </w:rPr>
+        <w:t>生活场景必备</w:t>
+      </w:r>
+    </w:p>
+    <w:p>
+      <w:pPr>
+        <w:rPr>
+          <w:rFonts w:ascii="Times New Roman" w:hAnsi="Times New Roman" w:cs="Times New Roman"/>
+        </w:rPr>
+      </w:pPr>
+      <w:r>
+        <w:rPr>
+          <w:rFonts w:ascii="Times New Roman" w:hAnsi="Times New Roman" w:cs="Times New Roman" w:hint="eastAsia"/>
+        </w:rPr>
+        <w:t>适用于“购物”、“订餐”、“咨询服务”或“加入社团”。</w:t>
+      </w:r>
+    </w:p>
+    <w:p>
+      <w:pPr>
+        <w:rPr>
+          <w:rFonts w:ascii="Times New Roman" w:hAnsi="Times New Roman" w:cs="Times New Roman"/>
+        </w:rPr>
+      </w:pPr>
+      <w:r>
+        <w:rPr>
+          <w:rFonts w:ascii="Times New Roman" w:hAnsi="Times New Roman" w:cs="Times New Roman" w:hint="eastAsia"/>
+        </w:rPr>
+        <w:t>技巧：</w:t>
+      </w:r>
+      <w:r>
+        <w:rPr>
+          <w:rFonts w:ascii="Times New Roman" w:hAnsi="Times New Roman" w:cs="Times New Roman"/>
+        </w:rPr>
+        <w:t xml:space="preserve"> </w:t>
+      </w:r>
+      <w:r>
+        <w:rPr>
+          <w:rFonts w:ascii="Times New Roman" w:hAnsi="Times New Roman" w:cs="Times New Roman"/>
+        </w:rPr>
+        <w:t>询问价格、支付方式、折扣、报名方式、规则。</w:t>
+      </w:r>
+    </w:p>
+    <w:p>
+      <w:pPr>
+        <w:rPr>
+          <w:rFonts w:ascii="Times New Roman" w:hAnsi="Times New Roman" w:cs="Times New Roman"/>
+        </w:rPr>
+      </w:pPr>
+      <w:r>
+        <w:rPr>
+          <w:rFonts w:ascii="Times New Roman" w:hAnsi="Times New Roman" w:cs="Times New Roman" w:hint="eastAsia"/>
+        </w:rPr>
+        <w:t>常用句式：</w:t>
+      </w:r>
+    </w:p>
+    <w:p>
+      <w:pPr>
+        <w:rPr>
+          <w:rFonts w:ascii="Times New Roman" w:hAnsi="Times New Roman" w:cs="Times New Roman"/>
+        </w:rPr>
+      </w:pPr>
+      <w:r>
+        <w:rPr>
+          <w:rFonts w:ascii="Times New Roman" w:hAnsi="Times New Roman" w:cs="Times New Roman"/>
+        </w:rPr>
+        <w:t>How much is it? / What's the cost of...? (</w:t>
+      </w:r>
+      <w:r>
+        <w:rPr>
+          <w:rFonts w:ascii="Times New Roman" w:hAnsi="Times New Roman" w:cs="Times New Roman"/>
+        </w:rPr>
+        <w:t>适用于：</w:t>
+      </w:r>
+      <w:r>
+        <w:rPr>
+          <w:rFonts w:ascii="Times New Roman" w:hAnsi="Times New Roman" w:cs="Times New Roman"/>
+        </w:rPr>
+        <w:t>Watch, Delivery, Course)</w:t>
+      </w:r>
+    </w:p>
+    <w:p>
+      <w:pPr>
+        <w:rPr>
+          <w:rFonts w:ascii="Times New Roman" w:hAnsi="Times New Roman" w:cs="Times New Roman"/>
+        </w:rPr>
+      </w:pPr>
+      <w:r>
+        <w:rPr>
+          <w:rFonts w:ascii="Times New Roman" w:hAnsi="Times New Roman" w:cs="Times New Roman"/>
+        </w:rPr>
+        <w:t>Are there any discounts/scholarships? (</w:t>
+      </w:r>
+      <w:r>
+        <w:rPr>
+          <w:rFonts w:ascii="Times New Roman" w:hAnsi="Times New Roman" w:cs="Times New Roman"/>
+        </w:rPr>
+        <w:t>适用于：</w:t>
+      </w:r>
+      <w:r>
+        <w:rPr>
+          <w:rFonts w:ascii="Times New Roman" w:hAnsi="Times New Roman" w:cs="Times New Roman"/>
+        </w:rPr>
+        <w:t>Computer, Course)</w:t>
+      </w:r>
+    </w:p>
+    <w:p>
+      <w:pPr>
+        <w:rPr>
+          <w:rFonts w:ascii="Times New Roman" w:hAnsi="Times New Roman" w:cs="Times New Roman"/>
+        </w:rPr>
+      </w:pPr>
+      <w:r>
+        <w:rPr>
+          <w:rFonts w:ascii="Times New Roman" w:hAnsi="Times New Roman" w:cs="Times New Roman"/>
+        </w:rPr>
+        <w:t>How can I apply/sign up? (</w:t>
+      </w:r>
+      <w:r>
+        <w:rPr>
+          <w:rFonts w:ascii="Times New Roman" w:hAnsi="Times New Roman" w:cs="Times New Roman"/>
+        </w:rPr>
+        <w:t>适用于：</w:t>
+      </w:r>
+      <w:r>
+        <w:rPr>
+          <w:rFonts w:ascii="Times New Roman" w:hAnsi="Times New Roman" w:cs="Times New Roman"/>
+        </w:rPr>
+        <w:t>Volunteer, Club)</w:t>
+      </w:r>
+    </w:p>
+    <w:p>
+      <w:pPr>
+        <w:rPr>
+          <w:rFonts w:ascii="Times New Roman" w:hAnsi="Times New Roman" w:cs="Times New Roman"/>
+        </w:rPr>
+      </w:pPr>
+      <w:r>
+        <w:rPr>
+          <w:rFonts w:ascii="Times New Roman" w:hAnsi="Times New Roman" w:cs="Times New Roman"/>
+        </w:rPr>
+        <w:t>Is there a minimum order/requirement? (</w:t>
+      </w:r>
+      <w:r>
+        <w:rPr>
+          <w:rFonts w:ascii="Times New Roman" w:hAnsi="Times New Roman" w:cs="Times New Roman"/>
+        </w:rPr>
+        <w:t>询问规则限制</w:t>
+      </w:r>
+      <w:r>
+        <w:rPr>
+          <w:rFonts w:ascii="Times New Roman" w:hAnsi="Times New Roman" w:cs="Times New Roman"/>
+        </w:rPr>
+        <w:t>)</w:t>
+      </w:r>
+    </w:p>
+    <w:p>
+      <w:pPr>
+        <w:rPr>
+          <w:rFonts w:ascii="Times New Roman" w:hAnsi="Times New Roman" w:cs="Times New Roman"/>
+        </w:rPr>
+      </w:pPr>
+      <w:r>
+        <w:rPr>
+          <w:rFonts w:ascii="Times New Roman" w:hAnsi="Times New Roman" w:cs="Times New Roman" w:hint="eastAsia"/>
+        </w:rPr>
+        <w:t>维度四：建议与感受（</w:t>
+      </w:r>
+      <w:r>
+        <w:rPr>
+          <w:rFonts w:ascii="Times New Roman" w:hAnsi="Times New Roman" w:cs="Times New Roman"/>
+        </w:rPr>
+        <w:t>Advice &amp; Opinions</w:t>
+      </w:r>
+      <w:r>
+        <w:rPr>
+          <w:rFonts w:ascii="Times New Roman" w:hAnsi="Times New Roman" w:cs="Times New Roman"/>
+        </w:rPr>
+        <w:t>）</w:t>
+      </w:r>
+      <w:r>
+        <w:rPr>
+          <w:rFonts w:ascii="Times New Roman" w:hAnsi="Times New Roman" w:cs="Times New Roman"/>
+        </w:rPr>
+        <w:t xml:space="preserve">—— </w:t>
+      </w:r>
+      <w:r>
+        <w:rPr>
+          <w:rFonts w:ascii="Times New Roman" w:hAnsi="Times New Roman" w:cs="Times New Roman"/>
+        </w:rPr>
+        <w:t>深入交流项</w:t>
+      </w:r>
+    </w:p>
+    <w:p>
+      <w:pPr>
+        <w:rPr>
+          <w:rFonts w:ascii="Times New Roman" w:hAnsi="Times New Roman" w:cs="Times New Roman"/>
+        </w:rPr>
+      </w:pPr>
+      <w:r>
+        <w:rPr>
+          <w:rFonts w:ascii="Times New Roman" w:hAnsi="Times New Roman" w:cs="Times New Roman" w:hint="eastAsia"/>
+        </w:rPr>
+        <w:lastRenderedPageBreak/>
+        <w:t>适用于“咨询专家”、“询问朋友经历”或“决策困难”。</w:t>
+      </w:r>
+    </w:p>
+    <w:p>
+      <w:pPr>
+        <w:rPr>
+          <w:rFonts w:ascii="Times New Roman" w:hAnsi="Times New Roman" w:cs="Times New Roman"/>
+        </w:rPr>
+      </w:pPr>
+      <w:r>
+        <w:rPr>
+          <w:rFonts w:ascii="Times New Roman" w:hAnsi="Times New Roman" w:cs="Times New Roman" w:hint="eastAsia"/>
+        </w:rPr>
+        <w:t>技巧：</w:t>
+      </w:r>
+      <w:r>
+        <w:rPr>
+          <w:rFonts w:ascii="Times New Roman" w:hAnsi="Times New Roman" w:cs="Times New Roman"/>
+        </w:rPr>
+        <w:t xml:space="preserve"> </w:t>
+      </w:r>
+      <w:r>
+        <w:rPr>
+          <w:rFonts w:ascii="Times New Roman" w:hAnsi="Times New Roman" w:cs="Times New Roman"/>
+        </w:rPr>
+        <w:t>询问推荐、评价、难度、建议。</w:t>
+      </w:r>
+    </w:p>
+    <w:p>
+      <w:pPr>
+        <w:rPr>
+          <w:rFonts w:ascii="Times New Roman" w:hAnsi="Times New Roman" w:cs="Times New Roman"/>
+        </w:rPr>
+      </w:pPr>
+      <w:r>
+        <w:rPr>
+          <w:rFonts w:ascii="Times New Roman" w:hAnsi="Times New Roman" w:cs="Times New Roman" w:hint="eastAsia"/>
+        </w:rPr>
+        <w:t>常用句式：</w:t>
+      </w:r>
+    </w:p>
+    <w:p>
+      <w:pPr>
+        <w:rPr>
+          <w:rFonts w:ascii="Times New Roman" w:hAnsi="Times New Roman" w:cs="Times New Roman"/>
+        </w:rPr>
+      </w:pPr>
+      <w:r>
+        <w:rPr>
+          <w:rFonts w:ascii="Times New Roman" w:hAnsi="Times New Roman" w:cs="Times New Roman"/>
+        </w:rPr>
+        <w:t>Do you have any recommendations? / What would you suggest?</w:t>
+      </w:r>
+    </w:p>
+    <w:p>
+      <w:pPr>
+        <w:rPr>
+          <w:rFonts w:ascii="Times New Roman" w:hAnsi="Times New Roman" w:cs="Times New Roman"/>
+        </w:rPr>
+      </w:pPr>
+      <w:r>
+        <w:rPr>
+          <w:rFonts w:ascii="Times New Roman" w:hAnsi="Times New Roman" w:cs="Times New Roman"/>
+        </w:rPr>
+        <w:t>What do you think of...? / How do you like...?</w:t>
+      </w:r>
+    </w:p>
+    <w:p>
+      <w:pPr>
+        <w:rPr>
+          <w:rFonts w:ascii="Times New Roman" w:hAnsi="Times New Roman" w:cs="Times New Roman"/>
+        </w:rPr>
+      </w:pPr>
+      <w:r>
+        <w:rPr>
+          <w:rFonts w:ascii="Times New Roman" w:hAnsi="Times New Roman" w:cs="Times New Roman"/>
+        </w:rPr>
+        <w:t>Is it difficult/hard to...? (</w:t>
+      </w:r>
+      <w:r>
+        <w:rPr>
+          <w:rFonts w:ascii="Times New Roman" w:hAnsi="Times New Roman" w:cs="Times New Roman"/>
+        </w:rPr>
+        <w:t>询问挑战度</w:t>
+      </w:r>
+      <w:r>
+        <w:rPr>
+          <w:rFonts w:ascii="Times New Roman" w:hAnsi="Times New Roman" w:cs="Times New Roman"/>
+        </w:rPr>
+        <w:t>)</w:t>
+      </w:r>
+    </w:p>
+    <w:p>
+      <w:pPr>
+        <w:rPr>
+          <w:rFonts w:ascii="Times New Roman" w:hAnsi="Times New Roman" w:cs="Times New Roman"/>
+        </w:rPr>
+      </w:pPr>
+      <w:r>
+        <w:rPr>
+          <w:rFonts w:ascii="Times New Roman" w:hAnsi="Times New Roman" w:cs="Times New Roman"/>
+        </w:rPr>
+        <w:t>Which one is the best for...? (</w:t>
+      </w:r>
+      <w:r>
+        <w:rPr>
+          <w:rFonts w:ascii="Times New Roman" w:hAnsi="Times New Roman" w:cs="Times New Roman"/>
+        </w:rPr>
+        <w:t>针对特定需求的建议</w:t>
+      </w:r>
+      <w:r>
+        <w:rPr>
+          <w:rFonts w:ascii="Times New Roman" w:hAnsi="Times New Roman" w:cs="Times New Roman"/>
+        </w:rPr>
+        <w:t>)</w:t>
+      </w:r>
+    </w:p>
+    <w:p>
+      <w:pPr>
+        <w:rPr>
+          <w:rFonts w:ascii="Times New Roman" w:hAnsi="Times New Roman" w:cs="Times New Roman"/>
+        </w:rPr>
+      </w:pPr>
+      <w:r>
+        <w:rPr>
+          <w:rFonts w:ascii="Times New Roman" w:hAnsi="Times New Roman" w:cs="Times New Roman" w:hint="eastAsia"/>
+        </w:rPr>
+        <w:t>维度五：准备、流程与细节（</w:t>
+      </w:r>
+      <w:r>
+        <w:rPr>
+          <w:rFonts w:ascii="Times New Roman" w:hAnsi="Times New Roman" w:cs="Times New Roman"/>
+        </w:rPr>
+        <w:t>Preparation &amp; Details</w:t>
+      </w:r>
+      <w:r>
+        <w:rPr>
+          <w:rFonts w:ascii="Times New Roman" w:hAnsi="Times New Roman" w:cs="Times New Roman"/>
+        </w:rPr>
+        <w:t>）</w:t>
+      </w:r>
+      <w:r>
+        <w:rPr>
+          <w:rFonts w:ascii="Times New Roman" w:hAnsi="Times New Roman" w:cs="Times New Roman"/>
+        </w:rPr>
+        <w:t xml:space="preserve">—— </w:t>
+      </w:r>
+      <w:r>
+        <w:rPr>
+          <w:rFonts w:ascii="Times New Roman" w:hAnsi="Times New Roman" w:cs="Times New Roman"/>
+        </w:rPr>
+        <w:t>专业深度项</w:t>
+      </w:r>
+    </w:p>
+    <w:p>
+      <w:pPr>
+        <w:rPr>
+          <w:rFonts w:ascii="Times New Roman" w:hAnsi="Times New Roman" w:cs="Times New Roman"/>
+        </w:rPr>
+      </w:pPr>
+      <w:r>
+        <w:rPr>
+          <w:rFonts w:ascii="Times New Roman" w:hAnsi="Times New Roman" w:cs="Times New Roman" w:hint="eastAsia"/>
+        </w:rPr>
+        <w:t>适用于“面试、竞赛、职业访谈”或“故障处理”。</w:t>
+      </w:r>
+    </w:p>
+    <w:p>
+      <w:pPr>
+        <w:rPr>
+          <w:rFonts w:ascii="Times New Roman" w:hAnsi="Times New Roman" w:cs="Times New Roman"/>
+        </w:rPr>
+      </w:pPr>
+      <w:r>
+        <w:rPr>
+          <w:rFonts w:ascii="Times New Roman" w:hAnsi="Times New Roman" w:cs="Times New Roman" w:hint="eastAsia"/>
+        </w:rPr>
+        <w:t>技巧：</w:t>
+      </w:r>
+      <w:r>
+        <w:rPr>
+          <w:rFonts w:ascii="Times New Roman" w:hAnsi="Times New Roman" w:cs="Times New Roman"/>
+        </w:rPr>
+        <w:t xml:space="preserve"> </w:t>
+      </w:r>
+      <w:r>
+        <w:rPr>
+          <w:rFonts w:ascii="Times New Roman" w:hAnsi="Times New Roman" w:cs="Times New Roman"/>
+        </w:rPr>
+        <w:t>询问准备工作、核心技能、具体流程、具体特征。</w:t>
+      </w:r>
+    </w:p>
+    <w:p>
+      <w:pPr>
+        <w:rPr>
+          <w:rFonts w:ascii="Times New Roman" w:hAnsi="Times New Roman" w:cs="Times New Roman"/>
+        </w:rPr>
+      </w:pPr>
+      <w:r>
+        <w:rPr>
+          <w:rFonts w:ascii="Times New Roman" w:hAnsi="Times New Roman" w:cs="Times New Roman" w:hint="eastAsia"/>
+        </w:rPr>
+        <w:t>常用句式：</w:t>
+      </w:r>
+    </w:p>
+    <w:p>
+      <w:pPr>
+        <w:rPr>
+          <w:rFonts w:ascii="Times New Roman" w:hAnsi="Times New Roman" w:cs="Times New Roman"/>
+        </w:rPr>
+      </w:pPr>
+      <w:r>
+        <w:rPr>
+          <w:rFonts w:ascii="Times New Roman" w:hAnsi="Times New Roman" w:cs="Times New Roman"/>
+        </w:rPr>
+        <w:t>How did you prepare for...? / What preparations have you made?</w:t>
+      </w:r>
+    </w:p>
+    <w:p>
+      <w:pPr>
+        <w:rPr>
+          <w:rFonts w:ascii="Times New Roman" w:hAnsi="Times New Roman" w:cs="Times New Roman"/>
+        </w:rPr>
+      </w:pPr>
+      <w:r>
+        <w:rPr>
+          <w:rFonts w:ascii="Times New Roman" w:hAnsi="Times New Roman" w:cs="Times New Roman"/>
+        </w:rPr>
+        <w:t>What qualities are important for...? (</w:t>
+      </w:r>
+      <w:r>
+        <w:rPr>
+          <w:rFonts w:ascii="Times New Roman" w:hAnsi="Times New Roman" w:cs="Times New Roman"/>
+        </w:rPr>
+        <w:t>适用于：</w:t>
+      </w:r>
+      <w:r>
+        <w:rPr>
+          <w:rFonts w:ascii="Times New Roman" w:hAnsi="Times New Roman" w:cs="Times New Roman"/>
+        </w:rPr>
+        <w:t>Astronaut)</w:t>
+      </w:r>
+    </w:p>
+    <w:p>
+      <w:pPr>
+        <w:rPr>
+          <w:rFonts w:ascii="Times New Roman" w:hAnsi="Times New Roman" w:cs="Times New Roman"/>
+        </w:rPr>
+      </w:pPr>
+      <w:r>
+        <w:rPr>
+          <w:rFonts w:ascii="Times New Roman" w:hAnsi="Times New Roman" w:cs="Times New Roman"/>
+        </w:rPr>
+        <w:t>What should I do if...? (</w:t>
+      </w:r>
+      <w:r>
+        <w:rPr>
+          <w:rFonts w:ascii="Times New Roman" w:hAnsi="Times New Roman" w:cs="Times New Roman"/>
+        </w:rPr>
+        <w:t>解决突发状况，如：</w:t>
+      </w:r>
+      <w:r>
+        <w:rPr>
+          <w:rFonts w:ascii="Times New Roman" w:hAnsi="Times New Roman" w:cs="Times New Roman"/>
+        </w:rPr>
+        <w:t>Missed plane, Sick leave)</w:t>
+      </w:r>
+    </w:p>
+    <w:p>
+      <w:pPr>
+        <w:rPr>
+          <w:rFonts w:ascii="Times New Roman" w:hAnsi="Times New Roman" w:cs="Times New Roman"/>
+        </w:rPr>
+      </w:pPr>
+      <w:r>
+        <w:rPr>
+          <w:rFonts w:ascii="Times New Roman" w:hAnsi="Times New Roman" w:cs="Times New Roman"/>
+        </w:rPr>
+        <w:t>What features/functions does it have? (</w:t>
+      </w:r>
+      <w:r>
+        <w:rPr>
+          <w:rFonts w:ascii="Times New Roman" w:hAnsi="Times New Roman" w:cs="Times New Roman"/>
+        </w:rPr>
+        <w:t>询问电子产品细节</w:t>
+      </w:r>
+      <w:r>
+        <w:rPr>
+          <w:rFonts w:ascii="Times New Roman" w:hAnsi="Times New Roman" w:cs="Times New Roman"/>
+        </w:rPr>
+        <w:t>)</w:t>
+      </w:r>
+    </w:p>
+    <w:p>
+      <w:pPr>
+        <w:rPr>
+          <w:rFonts w:ascii="Times New Roman" w:hAnsi="Times New Roman" w:cs="Times New Roman"/>
+        </w:rPr>
+      </w:pPr>
+      <w:r>
+        <w:rPr>
+          <w:rFonts w:ascii="Segoe UI Emoji" w:hAnsi="Segoe UI Emoji" w:cs="Segoe UI Emoji"/>
+        </w:rPr>
+        <w:t>💡</w:t>
+      </w:r>
+      <w:r>
+        <w:rPr>
+          <w:rFonts w:ascii="Times New Roman" w:hAnsi="Times New Roman" w:cs="Times New Roman"/>
+        </w:rPr>
+        <w:t xml:space="preserve"> </w:t>
+      </w:r>
+      <w:r>
+        <w:rPr>
+          <w:rFonts w:ascii="Times New Roman" w:hAnsi="Times New Roman" w:cs="Times New Roman"/>
+        </w:rPr>
+        <w:t>答题万能策略建议：</w:t>
+      </w:r>
+    </w:p>
+    <w:p>
+      <w:pPr>
+        <w:rPr>
+          <w:rFonts w:ascii="Times New Roman" w:hAnsi="Times New Roman" w:cs="Times New Roman"/>
+        </w:rPr>
+      </w:pPr>
+      <w:r>
+        <w:rPr>
+          <w:rFonts w:ascii="Times New Roman" w:hAnsi="Times New Roman" w:cs="Times New Roman" w:hint="eastAsia"/>
+        </w:rPr>
+        <w:t>身份代入法：</w:t>
+      </w:r>
+      <w:r>
+        <w:rPr>
+          <w:rFonts w:ascii="Times New Roman" w:hAnsi="Times New Roman" w:cs="Times New Roman"/>
+        </w:rPr>
+        <w:t xml:space="preserve"> </w:t>
+      </w:r>
+      <w:r>
+        <w:rPr>
+          <w:rFonts w:ascii="Times New Roman" w:hAnsi="Times New Roman" w:cs="Times New Roman"/>
+        </w:rPr>
+        <w:t>提问前先看清你的身份。</w:t>
+      </w:r>
+    </w:p>
+    <w:p>
+      <w:pPr>
+        <w:rPr>
+          <w:rFonts w:ascii="Times New Roman" w:hAnsi="Times New Roman" w:cs="Times New Roman"/>
+        </w:rPr>
+      </w:pPr>
+      <w:r>
+        <w:rPr>
+          <w:rFonts w:ascii="Times New Roman" w:hAnsi="Times New Roman" w:cs="Times New Roman" w:hint="eastAsia"/>
+        </w:rPr>
+        <w:t>如果你是寻求帮助者（如：在机场丢行李），优先使用维度五（流程细节）和维度二（时间地点）。</w:t>
+      </w:r>
+    </w:p>
+    <w:p>
+      <w:pPr>
+        <w:rPr>
+          <w:rFonts w:ascii="Times New Roman" w:hAnsi="Times New Roman" w:cs="Times New Roman"/>
+        </w:rPr>
+      </w:pPr>
+      <w:r>
+        <w:rPr>
+          <w:rFonts w:ascii="Times New Roman" w:hAnsi="Times New Roman" w:cs="Times New Roman" w:hint="eastAsia"/>
+        </w:rPr>
+        <w:t>如果你是面试者</w:t>
+      </w:r>
+      <w:r>
+        <w:rPr>
+          <w:rFonts w:ascii="Times New Roman" w:hAnsi="Times New Roman" w:cs="Times New Roman"/>
+        </w:rPr>
+        <w:t>/</w:t>
+      </w:r>
+      <w:r>
+        <w:rPr>
+          <w:rFonts w:ascii="Times New Roman" w:hAnsi="Times New Roman" w:cs="Times New Roman"/>
+        </w:rPr>
+        <w:t>学生代表（如：采访航天员），优先使用维度四（感受）和维度五（专业特质）。</w:t>
+      </w:r>
+    </w:p>
+    <w:p>
+      <w:pPr>
+        <w:rPr>
+          <w:rFonts w:ascii="Times New Roman" w:hAnsi="Times New Roman" w:cs="Times New Roman"/>
+        </w:rPr>
+      </w:pPr>
+      <w:r>
+        <w:rPr>
+          <w:rFonts w:ascii="Times New Roman" w:hAnsi="Times New Roman" w:cs="Times New Roman" w:hint="eastAsia"/>
+        </w:rPr>
+        <w:t>两步走策略：</w:t>
+      </w:r>
+    </w:p>
+    <w:p>
+      <w:pPr>
+        <w:rPr>
+          <w:rFonts w:ascii="Times New Roman" w:hAnsi="Times New Roman" w:cs="Times New Roman"/>
+        </w:rPr>
+      </w:pPr>
+      <w:r>
+        <w:rPr>
+          <w:rFonts w:ascii="Times New Roman" w:hAnsi="Times New Roman" w:cs="Times New Roman"/>
+        </w:rPr>
+        <w:t>Q1</w:t>
+      </w:r>
+      <w:r>
+        <w:rPr>
+          <w:rFonts w:ascii="Times New Roman" w:hAnsi="Times New Roman" w:cs="Times New Roman"/>
+        </w:rPr>
+        <w:t>：问</w:t>
+      </w:r>
+      <w:r>
+        <w:rPr>
+          <w:rFonts w:ascii="Times New Roman" w:hAnsi="Times New Roman" w:cs="Times New Roman"/>
+        </w:rPr>
+        <w:t>“</w:t>
+      </w:r>
+      <w:r>
+        <w:rPr>
+          <w:rFonts w:ascii="Times New Roman" w:hAnsi="Times New Roman" w:cs="Times New Roman"/>
+        </w:rPr>
+        <w:t>是什么</w:t>
+      </w:r>
+      <w:r>
+        <w:rPr>
+          <w:rFonts w:ascii="Times New Roman" w:hAnsi="Times New Roman" w:cs="Times New Roman"/>
+        </w:rPr>
+        <w:t>”</w:t>
+      </w:r>
+      <w:r>
+        <w:rPr>
+          <w:rFonts w:ascii="Times New Roman" w:hAnsi="Times New Roman" w:cs="Times New Roman"/>
+        </w:rPr>
+        <w:t>或</w:t>
+      </w:r>
+      <w:r>
+        <w:rPr>
+          <w:rFonts w:ascii="Times New Roman" w:hAnsi="Times New Roman" w:cs="Times New Roman"/>
+        </w:rPr>
+        <w:t>“</w:t>
+      </w:r>
+      <w:r>
+        <w:rPr>
+          <w:rFonts w:ascii="Times New Roman" w:hAnsi="Times New Roman" w:cs="Times New Roman"/>
+        </w:rPr>
+        <w:t>在哪里</w:t>
+      </w:r>
+      <w:r>
+        <w:rPr>
+          <w:rFonts w:ascii="Times New Roman" w:hAnsi="Times New Roman" w:cs="Times New Roman"/>
+        </w:rPr>
+        <w:t>”</w:t>
+      </w:r>
+      <w:r>
+        <w:rPr>
+          <w:rFonts w:ascii="Times New Roman" w:hAnsi="Times New Roman" w:cs="Times New Roman"/>
+        </w:rPr>
+        <w:t>（确保拿到基础分，简单且不易出错）。</w:t>
+      </w:r>
+    </w:p>
+    <w:p>
+      <w:pPr>
+        <w:rPr>
+          <w:rFonts w:ascii="Times New Roman" w:hAnsi="Times New Roman" w:cs="Times New Roman"/>
+        </w:rPr>
+      </w:pPr>
+      <w:r>
+        <w:rPr>
+          <w:rFonts w:ascii="Times New Roman" w:hAnsi="Times New Roman" w:cs="Times New Roman"/>
+        </w:rPr>
+        <w:t>Q2</w:t>
+      </w:r>
+      <w:r>
+        <w:rPr>
+          <w:rFonts w:ascii="Times New Roman" w:hAnsi="Times New Roman" w:cs="Times New Roman"/>
+        </w:rPr>
+        <w:t>：问</w:t>
+      </w:r>
+      <w:r>
+        <w:rPr>
+          <w:rFonts w:ascii="Times New Roman" w:hAnsi="Times New Roman" w:cs="Times New Roman"/>
+        </w:rPr>
+        <w:t>“</w:t>
+      </w:r>
+      <w:r>
+        <w:rPr>
+          <w:rFonts w:ascii="Times New Roman" w:hAnsi="Times New Roman" w:cs="Times New Roman"/>
+        </w:rPr>
+        <w:t>怎么做</w:t>
+      </w:r>
+      <w:r>
+        <w:rPr>
+          <w:rFonts w:ascii="Times New Roman" w:hAnsi="Times New Roman" w:cs="Times New Roman"/>
+        </w:rPr>
+        <w:t>”</w:t>
+      </w:r>
+      <w:r>
+        <w:rPr>
+          <w:rFonts w:ascii="Times New Roman" w:hAnsi="Times New Roman" w:cs="Times New Roman"/>
+        </w:rPr>
+        <w:t>或</w:t>
+      </w:r>
+      <w:r>
+        <w:rPr>
+          <w:rFonts w:ascii="Times New Roman" w:hAnsi="Times New Roman" w:cs="Times New Roman"/>
+        </w:rPr>
+        <w:t>“</w:t>
+      </w:r>
+      <w:r>
+        <w:rPr>
+          <w:rFonts w:ascii="Times New Roman" w:hAnsi="Times New Roman" w:cs="Times New Roman"/>
+        </w:rPr>
+        <w:t>觉得怎么样</w:t>
+      </w:r>
+      <w:r>
+        <w:rPr>
+          <w:rFonts w:ascii="Times New Roman" w:hAnsi="Times New Roman" w:cs="Times New Roman"/>
+        </w:rPr>
+        <w:t>”</w:t>
+      </w:r>
+      <w:r>
+        <w:rPr>
+          <w:rFonts w:ascii="Times New Roman" w:hAnsi="Times New Roman" w:cs="Times New Roman"/>
+        </w:rPr>
+        <w:t>（展示语言的灵活性和逻辑深度）。</w:t>
+      </w:r>
+    </w:p>
+    <w:p>
+      <w:pPr>
+        <w:rPr>
+          <w:rFonts w:ascii="Times New Roman" w:hAnsi="Times New Roman" w:cs="Times New Roman"/>
+        </w:rPr>
+      </w:pPr>
+      <w:r>
+        <w:rPr>
+          <w:rFonts w:ascii="Times New Roman" w:hAnsi="Times New Roman" w:cs="Times New Roman" w:hint="eastAsia"/>
+        </w:rPr>
+        <w:t>礼貌用语（</w:t>
+      </w:r>
+      <w:r>
+        <w:rPr>
+          <w:rFonts w:ascii="Times New Roman" w:hAnsi="Times New Roman" w:cs="Times New Roman"/>
+        </w:rPr>
+        <w:t>Starter</w:t>
+      </w:r>
+      <w:r>
+        <w:rPr>
+          <w:rFonts w:ascii="Times New Roman" w:hAnsi="Times New Roman" w:cs="Times New Roman"/>
+        </w:rPr>
+        <w:t>）：</w:t>
+      </w:r>
+      <w:r>
+        <w:rPr>
+          <w:rFonts w:ascii="Times New Roman" w:hAnsi="Times New Roman" w:cs="Times New Roman"/>
+        </w:rPr>
+        <w:t xml:space="preserve"> * </w:t>
+      </w:r>
+      <w:r>
+        <w:rPr>
+          <w:rFonts w:ascii="Times New Roman" w:hAnsi="Times New Roman" w:cs="Times New Roman"/>
+        </w:rPr>
+        <w:t>向陌生人</w:t>
+      </w:r>
+      <w:r>
+        <w:rPr>
+          <w:rFonts w:ascii="Times New Roman" w:hAnsi="Times New Roman" w:cs="Times New Roman"/>
+        </w:rPr>
+        <w:t>/</w:t>
+      </w:r>
+      <w:r>
+        <w:rPr>
+          <w:rFonts w:ascii="Times New Roman" w:hAnsi="Times New Roman" w:cs="Times New Roman"/>
+        </w:rPr>
+        <w:t>职员提问时，开头加上</w:t>
+      </w:r>
+      <w:r>
+        <w:rPr>
+          <w:rFonts w:ascii="Times New Roman" w:hAnsi="Times New Roman" w:cs="Times New Roman"/>
+        </w:rPr>
+        <w:t xml:space="preserve"> “Excuse me, could you tell me...?” </w:t>
+      </w:r>
+      <w:r>
+        <w:rPr>
+          <w:rFonts w:ascii="Times New Roman" w:hAnsi="Times New Roman" w:cs="Times New Roman"/>
+        </w:rPr>
+        <w:t>或</w:t>
+      </w:r>
+      <w:r>
+        <w:rPr>
+          <w:rFonts w:ascii="Times New Roman" w:hAnsi="Times New Roman" w:cs="Times New Roman"/>
+        </w:rPr>
+        <w:t xml:space="preserve"> “I'd like to ask...” </w:t>
+      </w:r>
+      <w:r>
+        <w:rPr>
+          <w:rFonts w:ascii="Times New Roman" w:hAnsi="Times New Roman" w:cs="Times New Roman"/>
+        </w:rPr>
+        <w:t>会</w:t>
+      </w:r>
+      <w:proofErr w:type="gramStart"/>
+      <w:r>
+        <w:rPr>
+          <w:rFonts w:ascii="Times New Roman" w:hAnsi="Times New Roman" w:cs="Times New Roman"/>
+        </w:rPr>
+        <w:t>让表达</w:t>
+      </w:r>
+      <w:proofErr w:type="gramEnd"/>
+      <w:r>
+        <w:rPr>
+          <w:rFonts w:ascii="Times New Roman" w:hAnsi="Times New Roman" w:cs="Times New Roman"/>
+        </w:rPr>
+        <w:t>更自然地道。</w:t>
       </w:r>
     </w:p>
     <w:sectPr>
